--- a/CSPS17_PV_Transmission_DIUO_v3.docx
+++ b/CSPS17_PV_Transmission_DIUO_v3.docx
@@ -305,7 +305,7 @@
                 <w:sz w:val="16"/>
                 <w:szCs w:val="16"/>
               </w:rPr>
-              <w:t>Chantier / Adresse</w:t>
+              <w:t>Chantier / Adresse : {{chantier_nom}} — {{chantier_adresse}}</w:t>
             </w:r>
           </w:p>
         </w:tc>
@@ -337,7 +337,7 @@
                 <w:sz w:val="16"/>
                 <w:szCs w:val="16"/>
               </w:rPr>
-              <w:t>Maître d'Ouvrage</w:t>
+              <w:t>Maître d'Ouvrage : {{moa_nom}}</w:t>
             </w:r>
           </w:p>
         </w:tc>
@@ -474,7 +474,7 @@
                 <w:sz w:val="16"/>
                 <w:szCs w:val="16"/>
               </w:rPr>
-              <w:t>Réf. PGC SPS — Réf. CSPS17 : CSPS17/PV-DIUO/____-____</w:t>
+              <w:t>Réf. PGC SPS — Réf. CSPS17 : CSPS17/PV-DIUO/{{num_affaire}}</w:t>
             </w:r>
           </w:p>
         </w:tc>
